--- a/docs/ProjectdocInfo/FlowChart/Flow Chart.docx
+++ b/docs/ProjectdocInfo/FlowChart/Flow Chart.docx
@@ -28,7 +28,7 @@
       <w:r>
         <w:drawing>
           <wp:inline distT="0" distB="0" distL="0" distR="0">
-            <wp:extent cx="3048000" cy="6172200"/>
+            <wp:extent cx="3124200" cy="6172200"/>
             <wp:effectExtent t="0" r="0" b="0" l="0"/>
             <wp:docPr id="1" name="" descr="" title=""/>
             <wp:cNvGraphicFramePr>
@@ -59,7 +59,7 @@
                   <pic:spPr bwMode="auto">
                     <a:xfrm>
                       <a:off x="0" y="0"/>
-                      <a:ext cx="3048000" cy="6172200"/>
+                      <a:ext cx="3124200" cy="6172200"/>
                     </a:xfrm>
                     <a:prstGeom prst="rect">
                       <a:avLst/>
@@ -93,7 +93,7 @@
       <w:r>
         <w:drawing>
           <wp:inline distT="0" distB="0" distL="0" distR="0">
-            <wp:extent cx="5257800" cy="6781800"/>
+            <wp:extent cx="5334000" cy="6781800"/>
             <wp:effectExtent t="0" r="0" b="0" l="0"/>
             <wp:docPr id="1" name="" descr="" title=""/>
             <wp:cNvGraphicFramePr>
@@ -124,7 +124,7 @@
                   <pic:spPr bwMode="auto">
                     <a:xfrm>
                       <a:off x="0" y="0"/>
-                      <a:ext cx="5257800" cy="6781800"/>
+                      <a:ext cx="5334000" cy="6781800"/>
                     </a:xfrm>
                     <a:prstGeom prst="rect">
                       <a:avLst/>
@@ -158,7 +158,7 @@
       <w:r>
         <w:drawing>
           <wp:inline distT="0" distB="0" distL="0" distR="0">
-            <wp:extent cx="2667000" cy="2209800"/>
+            <wp:extent cx="2743200" cy="2209800"/>
             <wp:effectExtent t="0" r="0" b="0" l="0"/>
             <wp:docPr id="1" name="" descr="" title=""/>
             <wp:cNvGraphicFramePr>
@@ -189,7 +189,7 @@
                   <pic:spPr bwMode="auto">
                     <a:xfrm>
                       <a:off x="0" y="0"/>
-                      <a:ext cx="2667000" cy="2209800"/>
+                      <a:ext cx="2743200" cy="2209800"/>
                     </a:xfrm>
                     <a:prstGeom prst="rect">
                       <a:avLst/>
@@ -232,7 +232,7 @@
       <w:r>
         <w:drawing>
           <wp:inline distT="0" distB="0" distL="0" distR="0">
-            <wp:extent cx="6267450" cy="6134100"/>
+            <wp:extent cx="6267450" cy="6267450"/>
             <wp:effectExtent t="0" r="0" b="0" l="0"/>
             <wp:docPr id="1" name="" descr="" title=""/>
             <wp:cNvGraphicFramePr>
@@ -263,7 +263,7 @@
                   <pic:spPr bwMode="auto">
                     <a:xfrm>
                       <a:off x="0" y="0"/>
-                      <a:ext cx="6267450" cy="6134100"/>
+                      <a:ext cx="6267450" cy="6267450"/>
                     </a:xfrm>
                     <a:prstGeom prst="rect">
                       <a:avLst/>
@@ -738,7 +738,7 @@
       <w:r>
         <w:drawing>
           <wp:inline distT="0" distB="0" distL="0" distR="0">
-            <wp:extent cx="9391650" cy="3228975"/>
+            <wp:extent cx="9391650" cy="3200400"/>
             <wp:effectExtent t="0" r="0" b="0" l="0"/>
             <wp:docPr id="1" name="" descr="" title=""/>
             <wp:cNvGraphicFramePr>
@@ -769,7 +769,7 @@
                   <pic:spPr bwMode="auto">
                     <a:xfrm>
                       <a:off x="0" y="0"/>
-                      <a:ext cx="9391650" cy="3228975"/>
+                      <a:ext cx="9391650" cy="3200400"/>
                     </a:xfrm>
                     <a:prstGeom prst="rect">
                       <a:avLst/>
@@ -823,7 +823,7 @@
       <w:r>
         <w:drawing>
           <wp:inline distT="0" distB="0" distL="0" distR="0">
-            <wp:extent cx="5257800" cy="6172200"/>
+            <wp:extent cx="5334000" cy="6172200"/>
             <wp:effectExtent t="0" r="0" b="0" l="0"/>
             <wp:docPr id="1" name="" descr="" title=""/>
             <wp:cNvGraphicFramePr>
@@ -854,7 +854,7 @@
                   <pic:spPr bwMode="auto">
                     <a:xfrm>
                       <a:off x="0" y="0"/>
-                      <a:ext cx="5257800" cy="6172200"/>
+                      <a:ext cx="5334000" cy="6172200"/>
                     </a:xfrm>
                     <a:prstGeom prst="rect">
                       <a:avLst/>

--- a/docs/ProjectdocInfo/FlowChart/Flow Chart.docx
+++ b/docs/ProjectdocInfo/FlowChart/Flow Chart.docx
@@ -579,7 +579,7 @@
       <w:r>
         <w:drawing>
           <wp:inline distT="0" distB="0" distL="0" distR="0">
-            <wp:extent cx="1714500" cy="2914650"/>
+            <wp:extent cx="4438650" cy="3752850"/>
             <wp:effectExtent t="0" r="0" b="0" l="0"/>
             <wp:docPr id="1" name="" descr="" title=""/>
             <wp:cNvGraphicFramePr>
@@ -610,7 +610,7 @@
                   <pic:spPr bwMode="auto">
                     <a:xfrm>
                       <a:off x="0" y="0"/>
-                      <a:ext cx="1714500" cy="2914650"/>
+                      <a:ext cx="4438650" cy="3752850"/>
                     </a:xfrm>
                     <a:prstGeom prst="rect">
                       <a:avLst/>
@@ -634,6 +634,15 @@
           <w:szCs w:val="18"/>
         </w:rPr>
         <w:t xml:space="preserve">Figure 8. Process status</w:t>
+      </w:r>
+    </w:p>
+    <w:p>
+      <w:pPr>
+        <w:keepNext w:val="false"/>
+        <w:spacing w:after="120"/>
+      </w:pPr>
+      <w:r>
+        <w:t xml:space="preserve">Not started means quantity 0, Completed means the full quantity of the line, In progress is anything between.</w:t>
       </w:r>
     </w:p>
     <w:p>
@@ -823,7 +832,7 @@
       <w:r>
         <w:drawing>
           <wp:inline distT="0" distB="0" distL="0" distR="0">
-            <wp:extent cx="5334000" cy="6172200"/>
+            <wp:extent cx="6210300" cy="6019800"/>
             <wp:effectExtent t="0" r="0" b="0" l="0"/>
             <wp:docPr id="1" name="" descr="" title=""/>
             <wp:cNvGraphicFramePr>
@@ -854,7 +863,7 @@
                   <pic:spPr bwMode="auto">
                     <a:xfrm>
                       <a:off x="0" y="0"/>
-                      <a:ext cx="5334000" cy="6172200"/>
+                      <a:ext cx="6210300" cy="6019800"/>
                     </a:xfrm>
                     <a:prstGeom prst="rect">
                       <a:avLst/>

--- a/docs/ProjectdocInfo/FlowChart/Flow Chart.docx
+++ b/docs/ProjectdocInfo/FlowChart/Flow Chart.docx
@@ -82,7 +82,7 @@
           <w:sz w:val="18"/>
           <w:szCs w:val="18"/>
         </w:rPr>
-        <w:t xml:space="preserve">Figure 1. Main flow (1 of 3): from master data to the Draft order</w:t>
+        <w:t xml:space="preserve">Figure 1. Main flow (1 of 2): from master data to the Draft order</w:t>
       </w:r>
     </w:p>
     <w:p>
@@ -93,7 +93,7 @@
       <w:r>
         <w:drawing>
           <wp:inline distT="0" distB="0" distL="0" distR="0">
-            <wp:extent cx="5334000" cy="6781800"/>
+            <wp:extent cx="5248275" cy="8172450"/>
             <wp:effectExtent t="0" r="0" b="0" l="0"/>
             <wp:docPr id="1" name="" descr="" title=""/>
             <wp:cNvGraphicFramePr>
@@ -124,7 +124,7 @@
                   <pic:spPr bwMode="auto">
                     <a:xfrm>
                       <a:off x="0" y="0"/>
-                      <a:ext cx="5334000" cy="6781800"/>
+                      <a:ext cx="5248275" cy="8172450"/>
                     </a:xfrm>
                     <a:prstGeom prst="rect">
                       <a:avLst/>
@@ -147,7 +147,16 @@
           <w:sz w:val="18"/>
           <w:szCs w:val="18"/>
         </w:rPr>
-        <w:t xml:space="preserve">Figure 2. Main flow (2 of 3): production</w:t>
+        <w:t xml:space="preserve">Figure 2. Main flow (2 of 2): production, invoice and payment</w:t>
+      </w:r>
+    </w:p>
+    <w:p>
+      <w:pPr>
+        <w:pStyle w:val="Heading1"/>
+        <w:keepNext/>
+      </w:pPr>
+      <w:r>
+        <w:t xml:space="preserve">Purchase flow</w:t>
       </w:r>
     </w:p>
     <w:p>
@@ -158,7 +167,7 @@
       <w:r>
         <w:drawing>
           <wp:inline distT="0" distB="0" distL="0" distR="0">
-            <wp:extent cx="2743200" cy="2209800"/>
+            <wp:extent cx="6267450" cy="6267450"/>
             <wp:effectExtent t="0" r="0" b="0" l="0"/>
             <wp:docPr id="1" name="" descr="" title=""/>
             <wp:cNvGraphicFramePr>
@@ -189,7 +198,7 @@
                   <pic:spPr bwMode="auto">
                     <a:xfrm>
                       <a:off x="0" y="0"/>
-                      <a:ext cx="2743200" cy="2209800"/>
+                      <a:ext cx="6267450" cy="6267450"/>
                     </a:xfrm>
                     <a:prstGeom prst="rect">
                       <a:avLst/>
@@ -212,7 +221,7 @@
           <w:sz w:val="18"/>
           <w:szCs w:val="18"/>
         </w:rPr>
-        <w:t xml:space="preserve">Figure 3. Main flow (3 of 3): invoice and payment</w:t>
+        <w:t xml:space="preserve">Figure 3. Purchase flow</w:t>
       </w:r>
     </w:p>
     <w:p>
@@ -221,7 +230,7 @@
         <w:keepNext/>
       </w:pPr>
       <w:r>
-        <w:t xml:space="preserve">Purchase flow</w:t>
+        <w:t xml:space="preserve">PO status</w:t>
       </w:r>
     </w:p>
     <w:p>
@@ -232,7 +241,7 @@
       <w:r>
         <w:drawing>
           <wp:inline distT="0" distB="0" distL="0" distR="0">
-            <wp:extent cx="6267450" cy="6267450"/>
+            <wp:extent cx="1466850" cy="4067175"/>
             <wp:effectExtent t="0" r="0" b="0" l="0"/>
             <wp:docPr id="1" name="" descr="" title=""/>
             <wp:cNvGraphicFramePr>
@@ -263,7 +272,7 @@
                   <pic:spPr bwMode="auto">
                     <a:xfrm>
                       <a:off x="0" y="0"/>
-                      <a:ext cx="6267450" cy="6267450"/>
+                      <a:ext cx="1466850" cy="4067175"/>
                     </a:xfrm>
                     <a:prstGeom prst="rect">
                       <a:avLst/>
@@ -286,7 +295,38 @@
           <w:sz w:val="18"/>
           <w:szCs w:val="18"/>
         </w:rPr>
-        <w:t xml:space="preserve">Figure 4. Purchase flow</w:t>
+        <w:t xml:space="preserve">Figure 4. PO status</w:t>
+      </w:r>
+    </w:p>
+    <w:p>
+      <w:pPr>
+        <w:keepNext w:val="false"/>
+        <w:spacing w:after="120"/>
+      </w:pPr>
+      <w:r>
+        <w:t xml:space="preserve">Lines can be edited only in </w:t>
+      </w:r>
+      <w:r>
+        <w:rPr>
+          <w:rFonts w:ascii="Consolas" w:cs="Consolas" w:eastAsia="Consolas" w:hAnsi="Consolas"/>
+          <w:sz w:val="18"/>
+          <w:szCs w:val="18"/>
+        </w:rPr>
+        <w:t xml:space="preserve">Draft</w:t>
+      </w:r>
+      <w:r>
+        <w:t xml:space="preserve">. A </w:t>
+      </w:r>
+      <w:r>
+        <w:rPr>
+          <w:rFonts w:ascii="Consolas" w:cs="Consolas" w:eastAsia="Consolas" w:hAnsi="Consolas"/>
+          <w:sz w:val="18"/>
+          <w:szCs w:val="18"/>
+        </w:rPr>
+        <w:t xml:space="preserve">Draft</w:t>
+      </w:r>
+      <w:r>
+        <w:t xml:space="preserve"> PO can be deleted.</w:t>
       </w:r>
     </w:p>
     <w:p>
@@ -295,7 +335,7 @@
         <w:keepNext/>
       </w:pPr>
       <w:r>
-        <w:t xml:space="preserve">PO status</w:t>
+        <w:t xml:space="preserve">QT status</w:t>
       </w:r>
     </w:p>
     <w:p>
@@ -306,7 +346,7 @@
       <w:r>
         <w:drawing>
           <wp:inline distT="0" distB="0" distL="0" distR="0">
-            <wp:extent cx="1466850" cy="4067175"/>
+            <wp:extent cx="1657350" cy="3028950"/>
             <wp:effectExtent t="0" r="0" b="0" l="0"/>
             <wp:docPr id="1" name="" descr="" title=""/>
             <wp:cNvGraphicFramePr>
@@ -337,7 +377,7 @@
                   <pic:spPr bwMode="auto">
                     <a:xfrm>
                       <a:off x="0" y="0"/>
-                      <a:ext cx="1466850" cy="4067175"/>
+                      <a:ext cx="1657350" cy="3028950"/>
                     </a:xfrm>
                     <a:prstGeom prst="rect">
                       <a:avLst/>
@@ -360,38 +400,7 @@
           <w:sz w:val="18"/>
           <w:szCs w:val="18"/>
         </w:rPr>
-        <w:t xml:space="preserve">Figure 5. PO status</w:t>
-      </w:r>
-    </w:p>
-    <w:p>
-      <w:pPr>
-        <w:keepNext w:val="false"/>
-        <w:spacing w:after="120"/>
-      </w:pPr>
-      <w:r>
-        <w:t xml:space="preserve">Lines can be edited only in </w:t>
-      </w:r>
-      <w:r>
-        <w:rPr>
-          <w:rFonts w:ascii="Consolas" w:cs="Consolas" w:eastAsia="Consolas" w:hAnsi="Consolas"/>
-          <w:sz w:val="18"/>
-          <w:szCs w:val="18"/>
-        </w:rPr>
-        <w:t xml:space="preserve">Draft</w:t>
-      </w:r>
-      <w:r>
-        <w:t xml:space="preserve">. A </w:t>
-      </w:r>
-      <w:r>
-        <w:rPr>
-          <w:rFonts w:ascii="Consolas" w:cs="Consolas" w:eastAsia="Consolas" w:hAnsi="Consolas"/>
-          <w:sz w:val="18"/>
-          <w:szCs w:val="18"/>
-        </w:rPr>
-        <w:t xml:space="preserve">Draft</w:t>
-      </w:r>
-      <w:r>
-        <w:t xml:space="preserve"> PO can be deleted.</w:t>
+        <w:t xml:space="preserve">Figure 5. QT status</w:t>
       </w:r>
     </w:p>
     <w:p>
@@ -400,7 +409,7 @@
         <w:keepNext/>
       </w:pPr>
       <w:r>
-        <w:t xml:space="preserve">QT status</w:t>
+        <w:t xml:space="preserve">Order status</w:t>
       </w:r>
     </w:p>
     <w:p>
@@ -411,7 +420,7 @@
       <w:r>
         <w:drawing>
           <wp:inline distT="0" distB="0" distL="0" distR="0">
-            <wp:extent cx="1657350" cy="3028950"/>
+            <wp:extent cx="3657600" cy="4200525"/>
             <wp:effectExtent t="0" r="0" b="0" l="0"/>
             <wp:docPr id="1" name="" descr="" title=""/>
             <wp:cNvGraphicFramePr>
@@ -442,7 +451,7 @@
                   <pic:spPr bwMode="auto">
                     <a:xfrm>
                       <a:off x="0" y="0"/>
-                      <a:ext cx="1657350" cy="3028950"/>
+                      <a:ext cx="3657600" cy="4200525"/>
                     </a:xfrm>
                     <a:prstGeom prst="rect">
                       <a:avLst/>
@@ -465,7 +474,27 @@
           <w:sz w:val="18"/>
           <w:szCs w:val="18"/>
         </w:rPr>
-        <w:t xml:space="preserve">Figure 6. QT status</w:t>
+        <w:t xml:space="preserve">Figure 6. Order status</w:t>
+      </w:r>
+    </w:p>
+    <w:p>
+      <w:pPr>
+        <w:keepNext w:val="false"/>
+        <w:spacing w:after="120"/>
+      </w:pPr>
+      <w:r>
+        <w:t xml:space="preserve">The status of an order is computed from its processes, not set by hand. </w:t>
+      </w:r>
+      <w:r>
+        <w:rPr>
+          <w:rFonts w:ascii="Consolas" w:cs="Consolas" w:eastAsia="Consolas" w:hAnsi="Consolas"/>
+          <w:sz w:val="18"/>
+          <w:szCs w:val="18"/>
+        </w:rPr>
+        <w:t xml:space="preserve">Draft</w:t>
+      </w:r>
+      <w:r>
+        <w:t xml:space="preserve"> also covers an order that was started but has no progress yet (the page says "Production started").</w:t>
       </w:r>
     </w:p>
     <w:p>
@@ -474,7 +503,7 @@
         <w:keepNext/>
       </w:pPr>
       <w:r>
-        <w:t xml:space="preserve">Order status</w:t>
+        <w:t xml:space="preserve">Process status</w:t>
       </w:r>
     </w:p>
     <w:p>
@@ -485,7 +514,7 @@
       <w:r>
         <w:drawing>
           <wp:inline distT="0" distB="0" distL="0" distR="0">
-            <wp:extent cx="3657600" cy="4200525"/>
+            <wp:extent cx="4438650" cy="3752850"/>
             <wp:effectExtent t="0" r="0" b="0" l="0"/>
             <wp:docPr id="1" name="" descr="" title=""/>
             <wp:cNvGraphicFramePr>
@@ -516,7 +545,7 @@
                   <pic:spPr bwMode="auto">
                     <a:xfrm>
                       <a:off x="0" y="0"/>
-                      <a:ext cx="3657600" cy="4200525"/>
+                      <a:ext cx="4438650" cy="3752850"/>
                     </a:xfrm>
                     <a:prstGeom prst="rect">
                       <a:avLst/>
@@ -539,7 +568,7 @@
           <w:sz w:val="18"/>
           <w:szCs w:val="18"/>
         </w:rPr>
-        <w:t xml:space="preserve">Figure 7. Order status</w:t>
+        <w:t xml:space="preserve">Figure 7. Process status</w:t>
       </w:r>
     </w:p>
     <w:p>
@@ -548,18 +577,7 @@
         <w:spacing w:after="120"/>
       </w:pPr>
       <w:r>
-        <w:t xml:space="preserve">The status of an order is computed from its processes, not set by hand. </w:t>
-      </w:r>
-      <w:r>
-        <w:rPr>
-          <w:rFonts w:ascii="Consolas" w:cs="Consolas" w:eastAsia="Consolas" w:hAnsi="Consolas"/>
-          <w:sz w:val="18"/>
-          <w:szCs w:val="18"/>
-        </w:rPr>
-        <w:t xml:space="preserve">Draft</w:t>
-      </w:r>
-      <w:r>
-        <w:t xml:space="preserve"> also covers an order that was started but has no progress yet (the page says "Production started").</w:t>
+        <w:t xml:space="preserve">Not started means quantity 0, Completed means the full quantity of the line, In progress is anything between.</w:t>
       </w:r>
     </w:p>
     <w:p>
@@ -568,7 +586,7 @@
         <w:keepNext/>
       </w:pPr>
       <w:r>
-        <w:t xml:space="preserve">Process status</w:t>
+        <w:t xml:space="preserve">Invoice status</w:t>
       </w:r>
     </w:p>
     <w:p>
@@ -579,7 +597,7 @@
       <w:r>
         <w:drawing>
           <wp:inline distT="0" distB="0" distL="0" distR="0">
-            <wp:extent cx="4438650" cy="3752850"/>
+            <wp:extent cx="1704975" cy="2276475"/>
             <wp:effectExtent t="0" r="0" b="0" l="0"/>
             <wp:docPr id="1" name="" descr="" title=""/>
             <wp:cNvGraphicFramePr>
@@ -610,7 +628,7 @@
                   <pic:spPr bwMode="auto">
                     <a:xfrm>
                       <a:off x="0" y="0"/>
-                      <a:ext cx="4438650" cy="3752850"/>
+                      <a:ext cx="1704975" cy="2276475"/>
                     </a:xfrm>
                     <a:prstGeom prst="rect">
                       <a:avLst/>
@@ -633,17 +651,19 @@
           <w:sz w:val="18"/>
           <w:szCs w:val="18"/>
         </w:rPr>
-        <w:t xml:space="preserve">Figure 8. Process status</w:t>
-      </w:r>
-    </w:p>
-    <w:p>
-      <w:pPr>
-        <w:keepNext w:val="false"/>
-        <w:spacing w:after="120"/>
-      </w:pPr>
-      <w:r>
-        <w:t xml:space="preserve">Not started means quantity 0, Completed means the full quantity of the line, In progress is anything between.</w:t>
-      </w:r>
+        <w:t xml:space="preserve">Figure 8. Invoice status</w:t>
+      </w:r>
+    </w:p>
+    <w:p>
+      <w:pPr>
+        <w:sectPr>
+          <w:footerReference w:type="default" r:id="rId6"/>
+          <w:pgSz w:w="11907" w:h="16840" w:orient="portrait"/>
+          <w:pgMar w:top="1021" w:right="1021" w:bottom="1021" w:left="1021" w:header="708" w:footer="708" w:gutter="0"/>
+          <w:pgNumType/>
+          <w:docGrid w:linePitch="360"/>
+        </w:sectPr>
+      </w:pPr>
     </w:p>
     <w:p>
       <w:pPr>
@@ -651,7 +671,7 @@
         <w:keepNext/>
       </w:pPr>
       <w:r>
-        <w:t xml:space="preserve">Invoice status</w:t>
+        <w:t xml:space="preserve">Stock changes</w:t>
       </w:r>
     </w:p>
     <w:p>
@@ -662,7 +682,7 @@
       <w:r>
         <w:drawing>
           <wp:inline distT="0" distB="0" distL="0" distR="0">
-            <wp:extent cx="1704975" cy="2276475"/>
+            <wp:extent cx="9391650" cy="3200400"/>
             <wp:effectExtent t="0" r="0" b="0" l="0"/>
             <wp:docPr id="1" name="" descr="" title=""/>
             <wp:cNvGraphicFramePr>
@@ -693,7 +713,7 @@
                   <pic:spPr bwMode="auto">
                     <a:xfrm>
                       <a:off x="0" y="0"/>
-                      <a:ext cx="1704975" cy="2276475"/>
+                      <a:ext cx="9391650" cy="3200400"/>
                     </a:xfrm>
                     <a:prstGeom prst="rect">
                       <a:avLst/>
@@ -716,14 +736,14 @@
           <w:sz w:val="18"/>
           <w:szCs w:val="18"/>
         </w:rPr>
-        <w:t xml:space="preserve">Figure 9. Invoice status</w:t>
+        <w:t xml:space="preserve">Figure 9. Stock changes</w:t>
       </w:r>
     </w:p>
     <w:p>
       <w:pPr>
         <w:sectPr>
-          <w:footerReference w:type="default" r:id="rId6"/>
-          <w:pgSz w:w="11907" w:h="16840" w:orient="portrait"/>
+          <w:footerReference w:type="default" r:id="rId7"/>
+          <w:pgSz w:w="16840" w:h="11907" w:orient="landscape"/>
           <w:pgMar w:top="1021" w:right="1021" w:bottom="1021" w:left="1021" w:header="708" w:footer="708" w:gutter="0"/>
           <w:pgNumType/>
           <w:docGrid w:linePitch="360"/>
@@ -736,7 +756,7 @@
         <w:keepNext/>
       </w:pPr>
       <w:r>
-        <w:t xml:space="preserve">Stock changes</w:t>
+        <w:t xml:space="preserve">Confirm QT: checks</w:t>
       </w:r>
     </w:p>
     <w:p>
@@ -747,7 +767,7 @@
       <w:r>
         <w:drawing>
           <wp:inline distT="0" distB="0" distL="0" distR="0">
-            <wp:extent cx="9391650" cy="3200400"/>
+            <wp:extent cx="6210300" cy="6019800"/>
             <wp:effectExtent t="0" r="0" b="0" l="0"/>
             <wp:docPr id="1" name="" descr="" title=""/>
             <wp:cNvGraphicFramePr>
@@ -778,91 +798,6 @@
                   <pic:spPr bwMode="auto">
                     <a:xfrm>
                       <a:off x="0" y="0"/>
-                      <a:ext cx="9391650" cy="3200400"/>
-                    </a:xfrm>
-                    <a:prstGeom prst="rect">
-                      <a:avLst/>
-                    </a:prstGeom>
-                  </pic:spPr>
-                </pic:pic>
-              </a:graphicData>
-            </a:graphic>
-          </wp:inline>
-        </w:drawing>
-      </w:r>
-    </w:p>
-    <w:p>
-      <w:pPr>
-        <w:spacing w:after="200"/>
-        <w:jc w:val="center"/>
-      </w:pPr>
-      <w:r>
-        <w:rPr>
-          <w:sz w:val="18"/>
-          <w:szCs w:val="18"/>
-        </w:rPr>
-        <w:t xml:space="preserve">Figure 10. Stock changes</w:t>
-      </w:r>
-    </w:p>
-    <w:p>
-      <w:pPr>
-        <w:sectPr>
-          <w:footerReference w:type="default" r:id="rId7"/>
-          <w:pgSz w:w="16840" w:h="11907" w:orient="landscape"/>
-          <w:pgMar w:top="1021" w:right="1021" w:bottom="1021" w:left="1021" w:header="708" w:footer="708" w:gutter="0"/>
-          <w:pgNumType/>
-          <w:docGrid w:linePitch="360"/>
-        </w:sectPr>
-      </w:pPr>
-    </w:p>
-    <w:p>
-      <w:pPr>
-        <w:pStyle w:val="Heading1"/>
-        <w:keepNext/>
-      </w:pPr>
-      <w:r>
-        <w:t xml:space="preserve">Confirm QT: checks</w:t>
-      </w:r>
-    </w:p>
-    <w:p>
-      <w:pPr>
-        <w:keepNext/>
-        <w:jc w:val="center"/>
-      </w:pPr>
-      <w:r>
-        <w:drawing>
-          <wp:inline distT="0" distB="0" distL="0" distR="0">
-            <wp:extent cx="6210300" cy="6019800"/>
-            <wp:effectExtent t="0" r="0" b="0" l="0"/>
-            <wp:docPr id="1" name="" descr="" title=""/>
-            <wp:cNvGraphicFramePr>
-              <a:graphicFrameLocks xmlns:a="http://schemas.openxmlformats.org/drawingml/2006/main" noChangeAspect="1"/>
-            </wp:cNvGraphicFramePr>
-            <a:graphic xmlns:a="http://schemas.openxmlformats.org/drawingml/2006/main">
-              <a:graphicData uri="http://schemas.openxmlformats.org/drawingml/2006/picture">
-                <pic:pic xmlns:pic="http://schemas.openxmlformats.org/drawingml/2006/picture">
-                  <pic:nvPicPr>
-                    <pic:cNvPr id="0" name="" descr=""/>
-                    <pic:cNvPicPr>
-                      <a:picLocks noChangeAspect="1" noChangeArrowheads="1"/>
-                    </pic:cNvPicPr>
-                  </pic:nvPicPr>
-                  <pic:blipFill>
-                    <a:blip r:embed="rId30" cstate="none">
-                      <a:extLst>
-                        <a:ext uri="{96DAC541-7B7A-43D3-8B79-37D633B846F1}">
-                          <asvg:svgBlip xmlns:asvg="http://schemas.microsoft.com/office/drawing/2016/SVG/main" r:embed="rId29"/>
-                        </a:ext>
-                      </a:extLst>
-                    </a:blip>
-                    <a:srcRect/>
-                    <a:stretch>
-                      <a:fillRect/>
-                    </a:stretch>
-                  </pic:blipFill>
-                  <pic:spPr bwMode="auto">
-                    <a:xfrm>
-                      <a:off x="0" y="0"/>
                       <a:ext cx="6210300" cy="6019800"/>
                     </a:xfrm>
                     <a:prstGeom prst="rect">
@@ -886,7 +821,7 @@
           <w:sz w:val="18"/>
           <w:szCs w:val="18"/>
         </w:rPr>
-        <w:t xml:space="preserve">Figure 11. Confirm QT: checks</w:t>
+        <w:t xml:space="preserve">Figure 10. Confirm QT: checks</w:t>
       </w:r>
     </w:p>
     <w:sectPr>

--- a/docs/ProjectdocInfo/FlowChart/Flow Chart.docx
+++ b/docs/ProjectdocInfo/FlowChart/Flow Chart.docx
@@ -241,7 +241,7 @@
       <w:r>
         <w:drawing>
           <wp:inline distT="0" distB="0" distL="0" distR="0">
-            <wp:extent cx="1466850" cy="4067175"/>
+            <wp:extent cx="2152650" cy="4953000"/>
             <wp:effectExtent t="0" r="0" b="0" l="0"/>
             <wp:docPr id="1" name="" descr="" title=""/>
             <wp:cNvGraphicFramePr>
@@ -272,7 +272,7 @@
                   <pic:spPr bwMode="auto">
                     <a:xfrm>
                       <a:off x="0" y="0"/>
-                      <a:ext cx="1466850" cy="4067175"/>
+                      <a:ext cx="2152650" cy="4953000"/>
                     </a:xfrm>
                     <a:prstGeom prst="rect">
                       <a:avLst/>
@@ -346,7 +346,7 @@
       <w:r>
         <w:drawing>
           <wp:inline distT="0" distB="0" distL="0" distR="0">
-            <wp:extent cx="1657350" cy="3028950"/>
+            <wp:extent cx="3067050" cy="3886200"/>
             <wp:effectExtent t="0" r="0" b="0" l="0"/>
             <wp:docPr id="1" name="" descr="" title=""/>
             <wp:cNvGraphicFramePr>
@@ -377,7 +377,7 @@
                   <pic:spPr bwMode="auto">
                     <a:xfrm>
                       <a:off x="0" y="0"/>
-                      <a:ext cx="1657350" cy="3028950"/>
+                      <a:ext cx="3067050" cy="3886200"/>
                     </a:xfrm>
                     <a:prstGeom prst="rect">
                       <a:avLst/>
@@ -420,7 +420,7 @@
       <w:r>
         <w:drawing>
           <wp:inline distT="0" distB="0" distL="0" distR="0">
-            <wp:extent cx="3657600" cy="4200525"/>
+            <wp:extent cx="4619625" cy="4953000"/>
             <wp:effectExtent t="0" r="0" b="0" l="0"/>
             <wp:docPr id="1" name="" descr="" title=""/>
             <wp:cNvGraphicFramePr>
@@ -451,7 +451,7 @@
                   <pic:spPr bwMode="auto">
                     <a:xfrm>
                       <a:off x="0" y="0"/>
-                      <a:ext cx="3657600" cy="4200525"/>
+                      <a:ext cx="4619625" cy="4953000"/>
                     </a:xfrm>
                     <a:prstGeom prst="rect">
                       <a:avLst/>
@@ -514,7 +514,7 @@
       <w:r>
         <w:drawing>
           <wp:inline distT="0" distB="0" distL="0" distR="0">
-            <wp:extent cx="4438650" cy="3752850"/>
+            <wp:extent cx="4010025" cy="3886200"/>
             <wp:effectExtent t="0" r="0" b="0" l="0"/>
             <wp:docPr id="1" name="" descr="" title=""/>
             <wp:cNvGraphicFramePr>
@@ -545,7 +545,7 @@
                   <pic:spPr bwMode="auto">
                     <a:xfrm>
                       <a:off x="0" y="0"/>
-                      <a:ext cx="4438650" cy="3752850"/>
+                      <a:ext cx="4010025" cy="3886200"/>
                     </a:xfrm>
                     <a:prstGeom prst="rect">
                       <a:avLst/>
@@ -577,7 +577,7 @@
         <w:spacing w:after="120"/>
       </w:pPr>
       <w:r>
-        <w:t xml:space="preserve">Not started means quantity 0, Completed means the full quantity of the line, In progress is anything between.</w:t>
+        <w:t xml:space="preserve">Not started means quantity 0, Completed means the full quantity of the line, In progress is anything between (the quantity can grow while the process stays In progress).</w:t>
       </w:r>
     </w:p>
     <w:p>
@@ -597,7 +597,7 @@
       <w:r>
         <w:drawing>
           <wp:inline distT="0" distB="0" distL="0" distR="0">
-            <wp:extent cx="1704975" cy="2276475"/>
+            <wp:extent cx="2400300" cy="2819400"/>
             <wp:effectExtent t="0" r="0" b="0" l="0"/>
             <wp:docPr id="1" name="" descr="" title=""/>
             <wp:cNvGraphicFramePr>
@@ -628,7 +628,7 @@
                   <pic:spPr bwMode="auto">
                     <a:xfrm>
                       <a:off x="0" y="0"/>
-                      <a:ext cx="1704975" cy="2276475"/>
+                      <a:ext cx="2400300" cy="2819400"/>
                     </a:xfrm>
                     <a:prstGeom prst="rect">
                       <a:avLst/>
